--- a/Data_Tariffs_and_Forest_Stock/README.docx
+++ b/Data_Tariffs_and_Forest_Stock/README.docx
@@ -30,7 +30,7 @@
       <w:pPr>
         <w:rPr>
           <w:rFonts w:ascii="Times New Roman" w:hAnsi="Times New Roman" w:cs="Times New Roman"/>
-          <w:lang w:val="en-DE"/>
+          <w:lang w:val="en-US"/>
         </w:rPr>
       </w:pPr>
       <w:r>
@@ -54,7 +54,21 @@
           <w:rFonts w:ascii="Times New Roman" w:hAnsi="Times New Roman" w:cs="Times New Roman"/>
           <w:lang w:val="en-US"/>
         </w:rPr>
-        <w:t xml:space="preserve"> - a partial economic equilibrium model for the global forest products market were generated and updated based on the WTO's tariff data and. Further, this dataset contains information on forest growing stock and forest stock growth for 180 countries, as considered in the </w:t>
+        <w:t xml:space="preserve"> - a partial economic equilibrium model for the global forest products market were generated and updated based on the WTO's tariff data and. Further, this dataset contains information on forest growing stock and forest stock growth</w:t>
+      </w:r>
+      <w:r>
+        <w:rPr>
+          <w:rFonts w:ascii="Times New Roman" w:hAnsi="Times New Roman" w:cs="Times New Roman"/>
+          <w:lang w:val="en-US"/>
+        </w:rPr>
+        <w:t xml:space="preserve"> as well as on forest area and forest area growth</w:t>
+      </w:r>
+      <w:r>
+        <w:rPr>
+          <w:rFonts w:ascii="Times New Roman" w:hAnsi="Times New Roman" w:cs="Times New Roman"/>
+          <w:lang w:val="en-US"/>
+        </w:rPr>
+        <w:t xml:space="preserve"> for 180 countries, as considered in the </w:t>
       </w:r>
       <w:proofErr w:type="spellStart"/>
       <w:r>
@@ -91,71 +105,24 @@
       <w:r>
         <w:rPr>
           <w:rFonts w:ascii="Times New Roman" w:hAnsi="Times New Roman" w:cs="Times New Roman"/>
-        </w:rPr>
-        <w:t xml:space="preserve">Data </w:t>
+          <w:lang w:val="en-US"/>
+        </w:rPr>
+        <w:t xml:space="preserve">Data are provided in two tables: (1) AdValoremRates.csv and (2) </w:t>
       </w:r>
       <w:proofErr w:type="spellStart"/>
       <w:r>
         <w:rPr>
           <w:rFonts w:ascii="Times New Roman" w:hAnsi="Times New Roman" w:cs="Times New Roman"/>
-        </w:rPr>
-        <w:t>are</w:t>
-      </w:r>
-      <w:proofErr w:type="spellEnd"/>
-      <w:r>
-        <w:rPr>
-          <w:rFonts w:ascii="Times New Roman" w:hAnsi="Times New Roman" w:cs="Times New Roman"/>
-        </w:rPr>
-        <w:t xml:space="preserve"> </w:t>
-      </w:r>
-      <w:proofErr w:type="spellStart"/>
-      <w:r>
-        <w:rPr>
-          <w:rFonts w:ascii="Times New Roman" w:hAnsi="Times New Roman" w:cs="Times New Roman"/>
-        </w:rPr>
-        <w:t>provided</w:t>
-      </w:r>
-      <w:proofErr w:type="spellEnd"/>
-      <w:r>
-        <w:rPr>
-          <w:rFonts w:ascii="Times New Roman" w:hAnsi="Times New Roman" w:cs="Times New Roman"/>
-        </w:rPr>
-        <w:t xml:space="preserve"> in </w:t>
-      </w:r>
-      <w:proofErr w:type="spellStart"/>
-      <w:r>
-        <w:rPr>
-          <w:rFonts w:ascii="Times New Roman" w:hAnsi="Times New Roman" w:cs="Times New Roman"/>
-        </w:rPr>
-        <w:t>two</w:t>
-      </w:r>
-      <w:proofErr w:type="spellEnd"/>
-      <w:r>
-        <w:rPr>
-          <w:rFonts w:ascii="Times New Roman" w:hAnsi="Times New Roman" w:cs="Times New Roman"/>
-        </w:rPr>
-        <w:t xml:space="preserve"> </w:t>
-      </w:r>
-      <w:proofErr w:type="spellStart"/>
-      <w:r>
-        <w:rPr>
-          <w:rFonts w:ascii="Times New Roman" w:hAnsi="Times New Roman" w:cs="Times New Roman"/>
-        </w:rPr>
-        <w:t>tables</w:t>
-      </w:r>
-      <w:proofErr w:type="spellEnd"/>
-      <w:r>
-        <w:rPr>
-          <w:rFonts w:ascii="Times New Roman" w:hAnsi="Times New Roman" w:cs="Times New Roman"/>
-        </w:rPr>
-        <w:t xml:space="preserve">: (1) AdValoremRates.csv and (2) </w:t>
-      </w:r>
-      <w:proofErr w:type="spellStart"/>
-      <w:r>
-        <w:rPr>
-          <w:rFonts w:ascii="Times New Roman" w:hAnsi="Times New Roman" w:cs="Times New Roman"/>
+          <w:lang w:val="en-US"/>
         </w:rPr>
         <w:t>ForestGrowingStock</w:t>
+      </w:r>
+      <w:r>
+        <w:rPr>
+          <w:rFonts w:ascii="Times New Roman" w:hAnsi="Times New Roman" w:cs="Times New Roman"/>
+          <w:lang w:val="en-US"/>
+        </w:rPr>
+        <w:t>ForestArea</w:t>
       </w:r>
       <w:proofErr w:type="spellEnd"/>
     </w:p>
@@ -643,7 +610,7 @@
       <w:rFonts w:ascii="Times New Roman" w:eastAsia="Times New Roman" w:hAnsi="Times New Roman" w:cs="Times New Roman"/>
       <w:sz w:val="24"/>
       <w:szCs w:val="24"/>
-      <w:lang w:val="en-DE" w:eastAsia="en-DE"/>
+      <w:lang/>
     </w:rPr>
   </w:style>
   <w:style w:type="character" w:styleId="Strong">
